--- a/docs/assets/attachments/modules/05.-computing-variables/05-computing.docx
+++ b/docs/assets/attachments/modules/05.-computing-variables/05-computing.docx
@@ -1,6 +1,6 @@
 
 <file path=word/document.xml><?xml version="1.0" encoding="utf-8"?>
-<w:document xmlns:wpc="http://schemas.microsoft.com/office/word/2010/wordprocessingCanvas" xmlns:cx="http://schemas.microsoft.com/office/drawing/2014/chartex" xmlns:cx1="http://schemas.microsoft.com/office/drawing/2015/9/8/chartex" xmlns:cx2="http://schemas.microsoft.com/office/drawing/2015/10/21/chartex" xmlns:cx3="http://schemas.microsoft.com/office/drawing/2016/5/9/chartex" xmlns:cx4="http://schemas.microsoft.com/office/drawing/2016/5/10/chartex" xmlns:cx5="http://schemas.microsoft.com/office/drawing/2016/5/11/chartex" xmlns:cx6="http://schemas.microsoft.com/office/drawing/2016/5/12/chartex" xmlns:cx7="http://schemas.microsoft.com/office/drawing/2016/5/13/chartex" xmlns:cx8="http://schemas.microsoft.com/office/drawing/2016/5/14/chartex" xmlns:mc="http://schemas.openxmlformats.org/markup-compatibility/2006" xmlns:aink="http://schemas.microsoft.com/office/drawing/2016/ink" xmlns:am3d="http://schemas.microsoft.com/office/drawing/2017/model3d" xmlns:o="urn:schemas-microsoft-com:office:office" xmlns:oel="http://schemas.microsoft.com/office/2019/extlst" xmlns:r="http://schemas.openxmlformats.org/officeDocument/2006/relationships" xmlns:m="http://schemas.openxmlformats.org/officeDocument/2006/math" xmlns:v="urn:schemas-microsoft-com:vml" xmlns:wp14="http://schemas.microsoft.com/office/word/2010/wordprocessingDrawing" xmlns:wp="http://schemas.openxmlformats.org/drawingml/2006/wordprocessingDrawing" xmlns:w10="urn:schemas-microsoft-com:office:word" xmlns:w="http://schemas.openxmlformats.org/wordprocessingml/2006/main" xmlns:w14="http://schemas.microsoft.com/office/word/2010/wordml" xmlns:w15="http://schemas.microsoft.com/office/word/2012/wordml" xmlns:w16cex="http://schemas.microsoft.com/office/word/2018/wordml/cex" xmlns:w16cid="http://schemas.microsoft.com/office/word/2016/wordml/cid" xmlns:w16="http://schemas.microsoft.com/office/word/2018/wordml" xmlns:w16du="http://schemas.microsoft.com/office/word/2023/wordml/word16du" xmlns:w16sdtdh="http://schemas.microsoft.com/office/word/2020/wordml/sdtdatahash" xmlns:w16sdtfl="http://schemas.microsoft.com/office/word/2024/wordml/sdtformatlock" xmlns:w16se="http://schemas.microsoft.com/office/word/2015/wordml/symex" xmlns:wpg="http://schemas.microsoft.com/office/word/2010/wordprocessingGroup" xmlns:wpi="http://schemas.microsoft.com/office/word/2010/wordprocessingInk" xmlns:wne="http://schemas.microsoft.com/office/word/2006/wordml" xmlns:wps="http://schemas.microsoft.com/office/word/2010/wordprocessingShape" mc:Ignorable="w14 w15 w16se w16cid w16 w16cex w16sdtdh w16sdtfl w16du wp14">
+<w:document xmlns:wpc="http://schemas.microsoft.com/office/word/2010/wordprocessingCanvas" xmlns:cx="http://schemas.microsoft.com/office/drawing/2014/chartex" xmlns:cx1="http://schemas.microsoft.com/office/drawing/2015/9/8/chartex" xmlns:cx2="http://schemas.microsoft.com/office/drawing/2015/10/21/chartex" xmlns:cx3="http://schemas.microsoft.com/office/drawing/2016/5/9/chartex" xmlns:cx4="http://schemas.microsoft.com/office/drawing/2016/5/10/chartex" xmlns:cx5="http://schemas.microsoft.com/office/drawing/2016/5/11/chartex" xmlns:cx6="http://schemas.microsoft.com/office/drawing/2016/5/12/chartex" xmlns:cx7="http://schemas.microsoft.com/office/drawing/2016/5/13/chartex" xmlns:cx8="http://schemas.microsoft.com/office/drawing/2016/5/14/chartex" xmlns:mc="http://schemas.openxmlformats.org/markup-compatibility/2006" xmlns:m="http://schemas.openxmlformats.org/officeDocument/2006/math" xmlns:aink="http://schemas.microsoft.com/office/drawing/2016/ink" xmlns:am3d="http://schemas.microsoft.com/office/drawing/2017/model3d" xmlns:oel="http://schemas.microsoft.com/office/2019/extlst" xmlns:r="http://schemas.openxmlformats.org/officeDocument/2006/relationships" xmlns:wp14="http://schemas.microsoft.com/office/word/2010/wordprocessingDrawing" xmlns:wp="http://schemas.openxmlformats.org/drawingml/2006/wordprocessingDrawing" xmlns:wpg="http://schemas.microsoft.com/office/word/2010/wordprocessingGroup" xmlns:wpi="http://schemas.microsoft.com/office/word/2010/wordprocessingInk" xmlns:wps="http://schemas.microsoft.com/office/word/2010/wordprocessingShape" xmlns:o="urn:schemas-microsoft-com:office:office" xmlns:v="urn:schemas-microsoft-com:vml" xmlns:w10="urn:schemas-microsoft-com:office:word" xmlns:w="http://schemas.openxmlformats.org/wordprocessingml/2006/main" xmlns:w14="http://schemas.microsoft.com/office/word/2010/wordml" xmlns:w15="http://schemas.microsoft.com/office/word/2012/wordml" xmlns:w16cex="http://schemas.microsoft.com/office/word/2018/wordml/cex" xmlns:w16cid="http://schemas.microsoft.com/office/word/2016/wordml/cid" xmlns:w16="http://schemas.microsoft.com/office/word/2018/wordml" xmlns:w16sdtdh="http://schemas.microsoft.com/office/word/2020/wordml/sdtdatahash" xmlns:w16sdtfl="http://schemas.microsoft.com/office/word/2024/wordml/sdtformatlock" xmlns:w16se="http://schemas.microsoft.com/office/word/2015/wordml/symex" xmlns:w16du="http://schemas.microsoft.com/office/word/2023/wordml/word16du" xmlns:wne="http://schemas.microsoft.com/office/word/2006/wordml" mc:Ignorable="w14 w15 w16se w16cid w16 w16cex w16sdtdh w16sdtfl w16du wp14">
   <w:body>
     <w:p>
       <w:pPr>
@@ -128,7 +128,21 @@
           <w:b/>
           <w:bCs/>
         </w:rPr>
-        <w:t>Common recoding issues and troubleshooting</w:t>
+        <w:t xml:space="preserve">Common </w:t>
+      </w:r>
+      <w:r>
+        <w:rPr>
+          <w:b/>
+          <w:bCs/>
+        </w:rPr>
+        <w:t>computing</w:t>
+      </w:r>
+      <w:r>
+        <w:rPr>
+          <w:b/>
+          <w:bCs/>
+        </w:rPr>
+        <w:t xml:space="preserve"> issues and troubleshooting</w:t>
       </w:r>
       <w:bookmarkEnd w:id="2"/>
       <w:r>
@@ -198,7 +212,13 @@
         </w:numPr>
       </w:pPr>
       <w:r>
-        <w:t>Or use the link in the right navigation bar in “Recoding variables” page.</w:t>
+        <w:t>Or use the link in the right navigation bar in “</w:t>
+      </w:r>
+      <w:r>
+        <w:t>Computing</w:t>
+      </w:r>
+      <w:r>
+        <w:t xml:space="preserve"> variables” page.</w:t>
       </w:r>
     </w:p>
     <w:p/>
@@ -3345,7 +3365,7 @@
 </file>
 
 <file path=word/endnotes.xml><?xml version="1.0" encoding="utf-8"?>
-<w:endnotes xmlns:wpc="http://schemas.microsoft.com/office/word/2010/wordprocessingCanvas" xmlns:cx="http://schemas.microsoft.com/office/drawing/2014/chartex" xmlns:cx1="http://schemas.microsoft.com/office/drawing/2015/9/8/chartex" xmlns:cx2="http://schemas.microsoft.com/office/drawing/2015/10/21/chartex" xmlns:cx3="http://schemas.microsoft.com/office/drawing/2016/5/9/chartex" xmlns:cx4="http://schemas.microsoft.com/office/drawing/2016/5/10/chartex" xmlns:cx5="http://schemas.microsoft.com/office/drawing/2016/5/11/chartex" xmlns:cx6="http://schemas.microsoft.com/office/drawing/2016/5/12/chartex" xmlns:cx7="http://schemas.microsoft.com/office/drawing/2016/5/13/chartex" xmlns:cx8="http://schemas.microsoft.com/office/drawing/2016/5/14/chartex" xmlns:mc="http://schemas.openxmlformats.org/markup-compatibility/2006" xmlns:aink="http://schemas.microsoft.com/office/drawing/2016/ink" xmlns:am3d="http://schemas.microsoft.com/office/drawing/2017/model3d" xmlns:o="urn:schemas-microsoft-com:office:office" xmlns:oel="http://schemas.microsoft.com/office/2019/extlst" xmlns:r="http://schemas.openxmlformats.org/officeDocument/2006/relationships" xmlns:m="http://schemas.openxmlformats.org/officeDocument/2006/math" xmlns:v="urn:schemas-microsoft-com:vml" xmlns:wp14="http://schemas.microsoft.com/office/word/2010/wordprocessingDrawing" xmlns:wp="http://schemas.openxmlformats.org/drawingml/2006/wordprocessingDrawing" xmlns:w10="urn:schemas-microsoft-com:office:word" xmlns:w="http://schemas.openxmlformats.org/wordprocessingml/2006/main" xmlns:w14="http://schemas.microsoft.com/office/word/2010/wordml" xmlns:w15="http://schemas.microsoft.com/office/word/2012/wordml" xmlns:w16cex="http://schemas.microsoft.com/office/word/2018/wordml/cex" xmlns:w16cid="http://schemas.microsoft.com/office/word/2016/wordml/cid" xmlns:w16="http://schemas.microsoft.com/office/word/2018/wordml" xmlns:w16du="http://schemas.microsoft.com/office/word/2023/wordml/word16du" xmlns:w16sdtdh="http://schemas.microsoft.com/office/word/2020/wordml/sdtdatahash" xmlns:w16sdtfl="http://schemas.microsoft.com/office/word/2024/wordml/sdtformatlock" xmlns:w16se="http://schemas.microsoft.com/office/word/2015/wordml/symex" xmlns:wpg="http://schemas.microsoft.com/office/word/2010/wordprocessingGroup" xmlns:wpi="http://schemas.microsoft.com/office/word/2010/wordprocessingInk" xmlns:wne="http://schemas.microsoft.com/office/word/2006/wordml" xmlns:wps="http://schemas.microsoft.com/office/word/2010/wordprocessingShape" mc:Ignorable="w14 w15 w16se w16cid w16 w16cex w16sdtdh w16sdtfl w16du wp14">
+<w:endnotes xmlns:wpc="http://schemas.microsoft.com/office/word/2010/wordprocessingCanvas" xmlns:cx="http://schemas.microsoft.com/office/drawing/2014/chartex" xmlns:cx1="http://schemas.microsoft.com/office/drawing/2015/9/8/chartex" xmlns:cx2="http://schemas.microsoft.com/office/drawing/2015/10/21/chartex" xmlns:cx3="http://schemas.microsoft.com/office/drawing/2016/5/9/chartex" xmlns:cx4="http://schemas.microsoft.com/office/drawing/2016/5/10/chartex" xmlns:cx5="http://schemas.microsoft.com/office/drawing/2016/5/11/chartex" xmlns:cx6="http://schemas.microsoft.com/office/drawing/2016/5/12/chartex" xmlns:cx7="http://schemas.microsoft.com/office/drawing/2016/5/13/chartex" xmlns:cx8="http://schemas.microsoft.com/office/drawing/2016/5/14/chartex" xmlns:mc="http://schemas.openxmlformats.org/markup-compatibility/2006" xmlns:m="http://schemas.openxmlformats.org/officeDocument/2006/math" xmlns:aink="http://schemas.microsoft.com/office/drawing/2016/ink" xmlns:am3d="http://schemas.microsoft.com/office/drawing/2017/model3d" xmlns:oel="http://schemas.microsoft.com/office/2019/extlst" xmlns:r="http://schemas.openxmlformats.org/officeDocument/2006/relationships" xmlns:wp14="http://schemas.microsoft.com/office/word/2010/wordprocessingDrawing" xmlns:wp="http://schemas.openxmlformats.org/drawingml/2006/wordprocessingDrawing" xmlns:wpg="http://schemas.microsoft.com/office/word/2010/wordprocessingGroup" xmlns:wpi="http://schemas.microsoft.com/office/word/2010/wordprocessingInk" xmlns:wps="http://schemas.microsoft.com/office/word/2010/wordprocessingShape" xmlns:o="urn:schemas-microsoft-com:office:office" xmlns:v="urn:schemas-microsoft-com:vml" xmlns:w10="urn:schemas-microsoft-com:office:word" xmlns:w="http://schemas.openxmlformats.org/wordprocessingml/2006/main" xmlns:w14="http://schemas.microsoft.com/office/word/2010/wordml" xmlns:w15="http://schemas.microsoft.com/office/word/2012/wordml" xmlns:w16cex="http://schemas.microsoft.com/office/word/2018/wordml/cex" xmlns:w16cid="http://schemas.microsoft.com/office/word/2016/wordml/cid" xmlns:w16="http://schemas.microsoft.com/office/word/2018/wordml" xmlns:w16sdtdh="http://schemas.microsoft.com/office/word/2020/wordml/sdtdatahash" xmlns:w16sdtfl="http://schemas.microsoft.com/office/word/2024/wordml/sdtformatlock" xmlns:w16se="http://schemas.microsoft.com/office/word/2015/wordml/symex" xmlns:w16du="http://schemas.microsoft.com/office/word/2023/wordml/word16du" xmlns:wne="http://schemas.microsoft.com/office/word/2006/wordml" mc:Ignorable="w14 w15 w16se w16cid w16 w16cex w16sdtdh w16sdtfl w16du wp14">
   <w:endnote w:type="separator" w:id="-1">
     <w:p>
       <w:r>
@@ -3364,7 +3384,7 @@
 </file>
 
 <file path=word/footer1.xml><?xml version="1.0" encoding="utf-8"?>
-<w:ftr xmlns:wpc="http://schemas.microsoft.com/office/word/2010/wordprocessingCanvas" xmlns:cx="http://schemas.microsoft.com/office/drawing/2014/chartex" xmlns:cx1="http://schemas.microsoft.com/office/drawing/2015/9/8/chartex" xmlns:cx2="http://schemas.microsoft.com/office/drawing/2015/10/21/chartex" xmlns:cx3="http://schemas.microsoft.com/office/drawing/2016/5/9/chartex" xmlns:cx4="http://schemas.microsoft.com/office/drawing/2016/5/10/chartex" xmlns:cx5="http://schemas.microsoft.com/office/drawing/2016/5/11/chartex" xmlns:cx6="http://schemas.microsoft.com/office/drawing/2016/5/12/chartex" xmlns:cx7="http://schemas.microsoft.com/office/drawing/2016/5/13/chartex" xmlns:cx8="http://schemas.microsoft.com/office/drawing/2016/5/14/chartex" xmlns:mc="http://schemas.openxmlformats.org/markup-compatibility/2006" xmlns:aink="http://schemas.microsoft.com/office/drawing/2016/ink" xmlns:am3d="http://schemas.microsoft.com/office/drawing/2017/model3d" xmlns:o="urn:schemas-microsoft-com:office:office" xmlns:oel="http://schemas.microsoft.com/office/2019/extlst" xmlns:r="http://schemas.openxmlformats.org/officeDocument/2006/relationships" xmlns:m="http://schemas.openxmlformats.org/officeDocument/2006/math" xmlns:v="urn:schemas-microsoft-com:vml" xmlns:wp14="http://schemas.microsoft.com/office/word/2010/wordprocessingDrawing" xmlns:wp="http://schemas.openxmlformats.org/drawingml/2006/wordprocessingDrawing" xmlns:w10="urn:schemas-microsoft-com:office:word" xmlns:w="http://schemas.openxmlformats.org/wordprocessingml/2006/main" xmlns:w14="http://schemas.microsoft.com/office/word/2010/wordml" xmlns:w15="http://schemas.microsoft.com/office/word/2012/wordml" xmlns:w16cex="http://schemas.microsoft.com/office/word/2018/wordml/cex" xmlns:w16cid="http://schemas.microsoft.com/office/word/2016/wordml/cid" xmlns:w16="http://schemas.microsoft.com/office/word/2018/wordml" xmlns:w16du="http://schemas.microsoft.com/office/word/2023/wordml/word16du" xmlns:w16sdtdh="http://schemas.microsoft.com/office/word/2020/wordml/sdtdatahash" xmlns:w16sdtfl="http://schemas.microsoft.com/office/word/2024/wordml/sdtformatlock" xmlns:w16se="http://schemas.microsoft.com/office/word/2015/wordml/symex" xmlns:wpg="http://schemas.microsoft.com/office/word/2010/wordprocessingGroup" xmlns:wpi="http://schemas.microsoft.com/office/word/2010/wordprocessingInk" xmlns:wne="http://schemas.microsoft.com/office/word/2006/wordml" xmlns:wps="http://schemas.microsoft.com/office/word/2010/wordprocessingShape" mc:Ignorable="w14 w15 w16se w16cid w16 w16cex w16sdtdh w16sdtfl w16du wp14">
+<w:ftr xmlns:wpc="http://schemas.microsoft.com/office/word/2010/wordprocessingCanvas" xmlns:cx="http://schemas.microsoft.com/office/drawing/2014/chartex" xmlns:cx1="http://schemas.microsoft.com/office/drawing/2015/9/8/chartex" xmlns:cx2="http://schemas.microsoft.com/office/drawing/2015/10/21/chartex" xmlns:cx3="http://schemas.microsoft.com/office/drawing/2016/5/9/chartex" xmlns:cx4="http://schemas.microsoft.com/office/drawing/2016/5/10/chartex" xmlns:cx5="http://schemas.microsoft.com/office/drawing/2016/5/11/chartex" xmlns:cx6="http://schemas.microsoft.com/office/drawing/2016/5/12/chartex" xmlns:cx7="http://schemas.microsoft.com/office/drawing/2016/5/13/chartex" xmlns:cx8="http://schemas.microsoft.com/office/drawing/2016/5/14/chartex" xmlns:mc="http://schemas.openxmlformats.org/markup-compatibility/2006" xmlns:m="http://schemas.openxmlformats.org/officeDocument/2006/math" xmlns:aink="http://schemas.microsoft.com/office/drawing/2016/ink" xmlns:am3d="http://schemas.microsoft.com/office/drawing/2017/model3d" xmlns:oel="http://schemas.microsoft.com/office/2019/extlst" xmlns:r="http://schemas.openxmlformats.org/officeDocument/2006/relationships" xmlns:wp14="http://schemas.microsoft.com/office/word/2010/wordprocessingDrawing" xmlns:wp="http://schemas.openxmlformats.org/drawingml/2006/wordprocessingDrawing" xmlns:wpg="http://schemas.microsoft.com/office/word/2010/wordprocessingGroup" xmlns:wpi="http://schemas.microsoft.com/office/word/2010/wordprocessingInk" xmlns:wps="http://schemas.microsoft.com/office/word/2010/wordprocessingShape" xmlns:o="urn:schemas-microsoft-com:office:office" xmlns:v="urn:schemas-microsoft-com:vml" xmlns:w10="urn:schemas-microsoft-com:office:word" xmlns:w="http://schemas.openxmlformats.org/wordprocessingml/2006/main" xmlns:w14="http://schemas.microsoft.com/office/word/2010/wordml" xmlns:w15="http://schemas.microsoft.com/office/word/2012/wordml" xmlns:w16cex="http://schemas.microsoft.com/office/word/2018/wordml/cex" xmlns:w16cid="http://schemas.microsoft.com/office/word/2016/wordml/cid" xmlns:w16="http://schemas.microsoft.com/office/word/2018/wordml" xmlns:w16sdtdh="http://schemas.microsoft.com/office/word/2020/wordml/sdtdatahash" xmlns:w16sdtfl="http://schemas.microsoft.com/office/word/2024/wordml/sdtformatlock" xmlns:w16se="http://schemas.microsoft.com/office/word/2015/wordml/symex" xmlns:w16du="http://schemas.microsoft.com/office/word/2023/wordml/word16du" xmlns:wne="http://schemas.microsoft.com/office/word/2006/wordml" mc:Ignorable="w14 w15 w16se w16cid w16 w16cex w16sdtdh w16sdtfl w16du wp14">
   <w:sdt>
     <w:sdtPr>
       <w:rPr>
@@ -3422,7 +3442,7 @@
 </file>
 
 <file path=word/footer2.xml><?xml version="1.0" encoding="utf-8"?>
-<w:ftr xmlns:wpc="http://schemas.microsoft.com/office/word/2010/wordprocessingCanvas" xmlns:cx="http://schemas.microsoft.com/office/drawing/2014/chartex" xmlns:cx1="http://schemas.microsoft.com/office/drawing/2015/9/8/chartex" xmlns:cx2="http://schemas.microsoft.com/office/drawing/2015/10/21/chartex" xmlns:cx3="http://schemas.microsoft.com/office/drawing/2016/5/9/chartex" xmlns:cx4="http://schemas.microsoft.com/office/drawing/2016/5/10/chartex" xmlns:cx5="http://schemas.microsoft.com/office/drawing/2016/5/11/chartex" xmlns:cx6="http://schemas.microsoft.com/office/drawing/2016/5/12/chartex" xmlns:cx7="http://schemas.microsoft.com/office/drawing/2016/5/13/chartex" xmlns:cx8="http://schemas.microsoft.com/office/drawing/2016/5/14/chartex" xmlns:mc="http://schemas.openxmlformats.org/markup-compatibility/2006" xmlns:aink="http://schemas.microsoft.com/office/drawing/2016/ink" xmlns:am3d="http://schemas.microsoft.com/office/drawing/2017/model3d" xmlns:o="urn:schemas-microsoft-com:office:office" xmlns:oel="http://schemas.microsoft.com/office/2019/extlst" xmlns:r="http://schemas.openxmlformats.org/officeDocument/2006/relationships" xmlns:m="http://schemas.openxmlformats.org/officeDocument/2006/math" xmlns:v="urn:schemas-microsoft-com:vml" xmlns:wp14="http://schemas.microsoft.com/office/word/2010/wordprocessingDrawing" xmlns:wp="http://schemas.openxmlformats.org/drawingml/2006/wordprocessingDrawing" xmlns:w10="urn:schemas-microsoft-com:office:word" xmlns:w="http://schemas.openxmlformats.org/wordprocessingml/2006/main" xmlns:w14="http://schemas.microsoft.com/office/word/2010/wordml" xmlns:w15="http://schemas.microsoft.com/office/word/2012/wordml" xmlns:w16cex="http://schemas.microsoft.com/office/word/2018/wordml/cex" xmlns:w16cid="http://schemas.microsoft.com/office/word/2016/wordml/cid" xmlns:w16="http://schemas.microsoft.com/office/word/2018/wordml" xmlns:w16du="http://schemas.microsoft.com/office/word/2023/wordml/word16du" xmlns:w16sdtdh="http://schemas.microsoft.com/office/word/2020/wordml/sdtdatahash" xmlns:w16sdtfl="http://schemas.microsoft.com/office/word/2024/wordml/sdtformatlock" xmlns:w16se="http://schemas.microsoft.com/office/word/2015/wordml/symex" xmlns:wpg="http://schemas.microsoft.com/office/word/2010/wordprocessingGroup" xmlns:wpi="http://schemas.microsoft.com/office/word/2010/wordprocessingInk" xmlns:wne="http://schemas.microsoft.com/office/word/2006/wordml" xmlns:wps="http://schemas.microsoft.com/office/word/2010/wordprocessingShape" mc:Ignorable="w14 w15 w16se w16cid w16 w16cex w16sdtdh w16sdtfl w16du wp14">
+<w:ftr xmlns:wpc="http://schemas.microsoft.com/office/word/2010/wordprocessingCanvas" xmlns:cx="http://schemas.microsoft.com/office/drawing/2014/chartex" xmlns:cx1="http://schemas.microsoft.com/office/drawing/2015/9/8/chartex" xmlns:cx2="http://schemas.microsoft.com/office/drawing/2015/10/21/chartex" xmlns:cx3="http://schemas.microsoft.com/office/drawing/2016/5/9/chartex" xmlns:cx4="http://schemas.microsoft.com/office/drawing/2016/5/10/chartex" xmlns:cx5="http://schemas.microsoft.com/office/drawing/2016/5/11/chartex" xmlns:cx6="http://schemas.microsoft.com/office/drawing/2016/5/12/chartex" xmlns:cx7="http://schemas.microsoft.com/office/drawing/2016/5/13/chartex" xmlns:cx8="http://schemas.microsoft.com/office/drawing/2016/5/14/chartex" xmlns:mc="http://schemas.openxmlformats.org/markup-compatibility/2006" xmlns:m="http://schemas.openxmlformats.org/officeDocument/2006/math" xmlns:aink="http://schemas.microsoft.com/office/drawing/2016/ink" xmlns:am3d="http://schemas.microsoft.com/office/drawing/2017/model3d" xmlns:oel="http://schemas.microsoft.com/office/2019/extlst" xmlns:r="http://schemas.openxmlformats.org/officeDocument/2006/relationships" xmlns:wp14="http://schemas.microsoft.com/office/word/2010/wordprocessingDrawing" xmlns:wp="http://schemas.openxmlformats.org/drawingml/2006/wordprocessingDrawing" xmlns:wpg="http://schemas.microsoft.com/office/word/2010/wordprocessingGroup" xmlns:wpi="http://schemas.microsoft.com/office/word/2010/wordprocessingInk" xmlns:wps="http://schemas.microsoft.com/office/word/2010/wordprocessingShape" xmlns:o="urn:schemas-microsoft-com:office:office" xmlns:v="urn:schemas-microsoft-com:vml" xmlns:w10="urn:schemas-microsoft-com:office:word" xmlns:w="http://schemas.openxmlformats.org/wordprocessingml/2006/main" xmlns:w14="http://schemas.microsoft.com/office/word/2010/wordml" xmlns:w15="http://schemas.microsoft.com/office/word/2012/wordml" xmlns:w16cex="http://schemas.microsoft.com/office/word/2018/wordml/cex" xmlns:w16cid="http://schemas.microsoft.com/office/word/2016/wordml/cid" xmlns:w16="http://schemas.microsoft.com/office/word/2018/wordml" xmlns:w16sdtdh="http://schemas.microsoft.com/office/word/2020/wordml/sdtdatahash" xmlns:w16sdtfl="http://schemas.microsoft.com/office/word/2024/wordml/sdtformatlock" xmlns:w16se="http://schemas.microsoft.com/office/word/2015/wordml/symex" xmlns:w16du="http://schemas.microsoft.com/office/word/2023/wordml/word16du" xmlns:wne="http://schemas.microsoft.com/office/word/2006/wordml" mc:Ignorable="w14 w15 w16se w16cid w16 w16cex w16sdtdh w16sdtfl w16du wp14">
   <w:sdt>
     <w:sdtPr>
       <w:rPr>
@@ -3487,7 +3507,7 @@
 </file>
 
 <file path=word/footnotes.xml><?xml version="1.0" encoding="utf-8"?>
-<w:footnotes xmlns:wpc="http://schemas.microsoft.com/office/word/2010/wordprocessingCanvas" xmlns:cx="http://schemas.microsoft.com/office/drawing/2014/chartex" xmlns:cx1="http://schemas.microsoft.com/office/drawing/2015/9/8/chartex" xmlns:cx2="http://schemas.microsoft.com/office/drawing/2015/10/21/chartex" xmlns:cx3="http://schemas.microsoft.com/office/drawing/2016/5/9/chartex" xmlns:cx4="http://schemas.microsoft.com/office/drawing/2016/5/10/chartex" xmlns:cx5="http://schemas.microsoft.com/office/drawing/2016/5/11/chartex" xmlns:cx6="http://schemas.microsoft.com/office/drawing/2016/5/12/chartex" xmlns:cx7="http://schemas.microsoft.com/office/drawing/2016/5/13/chartex" xmlns:cx8="http://schemas.microsoft.com/office/drawing/2016/5/14/chartex" xmlns:mc="http://schemas.openxmlformats.org/markup-compatibility/2006" xmlns:aink="http://schemas.microsoft.com/office/drawing/2016/ink" xmlns:am3d="http://schemas.microsoft.com/office/drawing/2017/model3d" xmlns:o="urn:schemas-microsoft-com:office:office" xmlns:oel="http://schemas.microsoft.com/office/2019/extlst" xmlns:r="http://schemas.openxmlformats.org/officeDocument/2006/relationships" xmlns:m="http://schemas.openxmlformats.org/officeDocument/2006/math" xmlns:v="urn:schemas-microsoft-com:vml" xmlns:wp14="http://schemas.microsoft.com/office/word/2010/wordprocessingDrawing" xmlns:wp="http://schemas.openxmlformats.org/drawingml/2006/wordprocessingDrawing" xmlns:w10="urn:schemas-microsoft-com:office:word" xmlns:w="http://schemas.openxmlformats.org/wordprocessingml/2006/main" xmlns:w14="http://schemas.microsoft.com/office/word/2010/wordml" xmlns:w15="http://schemas.microsoft.com/office/word/2012/wordml" xmlns:w16cex="http://schemas.microsoft.com/office/word/2018/wordml/cex" xmlns:w16cid="http://schemas.microsoft.com/office/word/2016/wordml/cid" xmlns:w16="http://schemas.microsoft.com/office/word/2018/wordml" xmlns:w16du="http://schemas.microsoft.com/office/word/2023/wordml/word16du" xmlns:w16sdtdh="http://schemas.microsoft.com/office/word/2020/wordml/sdtdatahash" xmlns:w16sdtfl="http://schemas.microsoft.com/office/word/2024/wordml/sdtformatlock" xmlns:w16se="http://schemas.microsoft.com/office/word/2015/wordml/symex" xmlns:wpg="http://schemas.microsoft.com/office/word/2010/wordprocessingGroup" xmlns:wpi="http://schemas.microsoft.com/office/word/2010/wordprocessingInk" xmlns:wne="http://schemas.microsoft.com/office/word/2006/wordml" xmlns:wps="http://schemas.microsoft.com/office/word/2010/wordprocessingShape" mc:Ignorable="w14 w15 w16se w16cid w16 w16cex w16sdtdh w16sdtfl w16du wp14">
+<w:footnotes xmlns:wpc="http://schemas.microsoft.com/office/word/2010/wordprocessingCanvas" xmlns:cx="http://schemas.microsoft.com/office/drawing/2014/chartex" xmlns:cx1="http://schemas.microsoft.com/office/drawing/2015/9/8/chartex" xmlns:cx2="http://schemas.microsoft.com/office/drawing/2015/10/21/chartex" xmlns:cx3="http://schemas.microsoft.com/office/drawing/2016/5/9/chartex" xmlns:cx4="http://schemas.microsoft.com/office/drawing/2016/5/10/chartex" xmlns:cx5="http://schemas.microsoft.com/office/drawing/2016/5/11/chartex" xmlns:cx6="http://schemas.microsoft.com/office/drawing/2016/5/12/chartex" xmlns:cx7="http://schemas.microsoft.com/office/drawing/2016/5/13/chartex" xmlns:cx8="http://schemas.microsoft.com/office/drawing/2016/5/14/chartex" xmlns:mc="http://schemas.openxmlformats.org/markup-compatibility/2006" xmlns:m="http://schemas.openxmlformats.org/officeDocument/2006/math" xmlns:aink="http://schemas.microsoft.com/office/drawing/2016/ink" xmlns:am3d="http://schemas.microsoft.com/office/drawing/2017/model3d" xmlns:oel="http://schemas.microsoft.com/office/2019/extlst" xmlns:r="http://schemas.openxmlformats.org/officeDocument/2006/relationships" xmlns:wp14="http://schemas.microsoft.com/office/word/2010/wordprocessingDrawing" xmlns:wp="http://schemas.openxmlformats.org/drawingml/2006/wordprocessingDrawing" xmlns:wpg="http://schemas.microsoft.com/office/word/2010/wordprocessingGroup" xmlns:wpi="http://schemas.microsoft.com/office/word/2010/wordprocessingInk" xmlns:wps="http://schemas.microsoft.com/office/word/2010/wordprocessingShape" xmlns:o="urn:schemas-microsoft-com:office:office" xmlns:v="urn:schemas-microsoft-com:vml" xmlns:w10="urn:schemas-microsoft-com:office:word" xmlns:w="http://schemas.openxmlformats.org/wordprocessingml/2006/main" xmlns:w14="http://schemas.microsoft.com/office/word/2010/wordml" xmlns:w15="http://schemas.microsoft.com/office/word/2012/wordml" xmlns:w16cex="http://schemas.microsoft.com/office/word/2018/wordml/cex" xmlns:w16cid="http://schemas.microsoft.com/office/word/2016/wordml/cid" xmlns:w16="http://schemas.microsoft.com/office/word/2018/wordml" xmlns:w16sdtdh="http://schemas.microsoft.com/office/word/2020/wordml/sdtdatahash" xmlns:w16sdtfl="http://schemas.microsoft.com/office/word/2024/wordml/sdtformatlock" xmlns:w16se="http://schemas.microsoft.com/office/word/2015/wordml/symex" xmlns:w16du="http://schemas.microsoft.com/office/word/2023/wordml/word16du" xmlns:wne="http://schemas.microsoft.com/office/word/2006/wordml" mc:Ignorable="w14 w15 w16se w16cid w16 w16cex w16sdtdh w16sdtfl w16du wp14">
   <w:footnote w:type="separator" w:id="-1">
     <w:p>
       <w:r>
@@ -3506,7 +3526,7 @@
 </file>
 
 <file path=word/header1.xml><?xml version="1.0" encoding="utf-8"?>
-<w:hdr xmlns:wpc="http://schemas.microsoft.com/office/word/2010/wordprocessingCanvas" xmlns:cx="http://schemas.microsoft.com/office/drawing/2014/chartex" xmlns:cx1="http://schemas.microsoft.com/office/drawing/2015/9/8/chartex" xmlns:cx2="http://schemas.microsoft.com/office/drawing/2015/10/21/chartex" xmlns:cx3="http://schemas.microsoft.com/office/drawing/2016/5/9/chartex" xmlns:cx4="http://schemas.microsoft.com/office/drawing/2016/5/10/chartex" xmlns:cx5="http://schemas.microsoft.com/office/drawing/2016/5/11/chartex" xmlns:cx6="http://schemas.microsoft.com/office/drawing/2016/5/12/chartex" xmlns:cx7="http://schemas.microsoft.com/office/drawing/2016/5/13/chartex" xmlns:cx8="http://schemas.microsoft.com/office/drawing/2016/5/14/chartex" xmlns:mc="http://schemas.openxmlformats.org/markup-compatibility/2006" xmlns:aink="http://schemas.microsoft.com/office/drawing/2016/ink" xmlns:am3d="http://schemas.microsoft.com/office/drawing/2017/model3d" xmlns:o="urn:schemas-microsoft-com:office:office" xmlns:oel="http://schemas.microsoft.com/office/2019/extlst" xmlns:r="http://schemas.openxmlformats.org/officeDocument/2006/relationships" xmlns:m="http://schemas.openxmlformats.org/officeDocument/2006/math" xmlns:v="urn:schemas-microsoft-com:vml" xmlns:wp14="http://schemas.microsoft.com/office/word/2010/wordprocessingDrawing" xmlns:wp="http://schemas.openxmlformats.org/drawingml/2006/wordprocessingDrawing" xmlns:w10="urn:schemas-microsoft-com:office:word" xmlns:w="http://schemas.openxmlformats.org/wordprocessingml/2006/main" xmlns:w14="http://schemas.microsoft.com/office/word/2010/wordml" xmlns:w15="http://schemas.microsoft.com/office/word/2012/wordml" xmlns:w16cex="http://schemas.microsoft.com/office/word/2018/wordml/cex" xmlns:w16cid="http://schemas.microsoft.com/office/word/2016/wordml/cid" xmlns:w16="http://schemas.microsoft.com/office/word/2018/wordml" xmlns:w16du="http://schemas.microsoft.com/office/word/2023/wordml/word16du" xmlns:w16sdtdh="http://schemas.microsoft.com/office/word/2020/wordml/sdtdatahash" xmlns:w16sdtfl="http://schemas.microsoft.com/office/word/2024/wordml/sdtformatlock" xmlns:w16se="http://schemas.microsoft.com/office/word/2015/wordml/symex" xmlns:wpg="http://schemas.microsoft.com/office/word/2010/wordprocessingGroup" xmlns:wpi="http://schemas.microsoft.com/office/word/2010/wordprocessingInk" xmlns:wne="http://schemas.microsoft.com/office/word/2006/wordml" xmlns:wps="http://schemas.microsoft.com/office/word/2010/wordprocessingShape" mc:Ignorable="w14 w15 w16se w16cid w16 w16cex w16sdtdh w16sdtfl w16du wp14">
+<w:hdr xmlns:wpc="http://schemas.microsoft.com/office/word/2010/wordprocessingCanvas" xmlns:cx="http://schemas.microsoft.com/office/drawing/2014/chartex" xmlns:cx1="http://schemas.microsoft.com/office/drawing/2015/9/8/chartex" xmlns:cx2="http://schemas.microsoft.com/office/drawing/2015/10/21/chartex" xmlns:cx3="http://schemas.microsoft.com/office/drawing/2016/5/9/chartex" xmlns:cx4="http://schemas.microsoft.com/office/drawing/2016/5/10/chartex" xmlns:cx5="http://schemas.microsoft.com/office/drawing/2016/5/11/chartex" xmlns:cx6="http://schemas.microsoft.com/office/drawing/2016/5/12/chartex" xmlns:cx7="http://schemas.microsoft.com/office/drawing/2016/5/13/chartex" xmlns:cx8="http://schemas.microsoft.com/office/drawing/2016/5/14/chartex" xmlns:mc="http://schemas.openxmlformats.org/markup-compatibility/2006" xmlns:m="http://schemas.openxmlformats.org/officeDocument/2006/math" xmlns:aink="http://schemas.microsoft.com/office/drawing/2016/ink" xmlns:am3d="http://schemas.microsoft.com/office/drawing/2017/model3d" xmlns:oel="http://schemas.microsoft.com/office/2019/extlst" xmlns:r="http://schemas.openxmlformats.org/officeDocument/2006/relationships" xmlns:wp14="http://schemas.microsoft.com/office/word/2010/wordprocessingDrawing" xmlns:wp="http://schemas.openxmlformats.org/drawingml/2006/wordprocessingDrawing" xmlns:wpg="http://schemas.microsoft.com/office/word/2010/wordprocessingGroup" xmlns:wpi="http://schemas.microsoft.com/office/word/2010/wordprocessingInk" xmlns:wps="http://schemas.microsoft.com/office/word/2010/wordprocessingShape" xmlns:o="urn:schemas-microsoft-com:office:office" xmlns:v="urn:schemas-microsoft-com:vml" xmlns:w10="urn:schemas-microsoft-com:office:word" xmlns:w="http://schemas.openxmlformats.org/wordprocessingml/2006/main" xmlns:w14="http://schemas.microsoft.com/office/word/2010/wordml" xmlns:w15="http://schemas.microsoft.com/office/word/2012/wordml" xmlns:w16cex="http://schemas.microsoft.com/office/word/2018/wordml/cex" xmlns:w16cid="http://schemas.microsoft.com/office/word/2016/wordml/cid" xmlns:w16="http://schemas.microsoft.com/office/word/2018/wordml" xmlns:w16sdtdh="http://schemas.microsoft.com/office/word/2020/wordml/sdtdatahash" xmlns:w16sdtfl="http://schemas.microsoft.com/office/word/2024/wordml/sdtformatlock" xmlns:w16se="http://schemas.microsoft.com/office/word/2015/wordml/symex" xmlns:w16du="http://schemas.microsoft.com/office/word/2023/wordml/word16du" xmlns:wne="http://schemas.microsoft.com/office/word/2006/wordml" mc:Ignorable="w14 w15 w16se w16cid w16 w16cex w16sdtdh w16sdtfl w16du wp14">
   <w:p>
     <w:pPr>
       <w:pStyle w:val="Logo"/>
@@ -3556,7 +3576,7 @@
 </file>
 
 <file path=word/numbering.xml><?xml version="1.0" encoding="utf-8"?>
-<w:numbering xmlns:wpc="http://schemas.microsoft.com/office/word/2010/wordprocessingCanvas" xmlns:cx="http://schemas.microsoft.com/office/drawing/2014/chartex" xmlns:cx1="http://schemas.microsoft.com/office/drawing/2015/9/8/chartex" xmlns:cx2="http://schemas.microsoft.com/office/drawing/2015/10/21/chartex" xmlns:cx3="http://schemas.microsoft.com/office/drawing/2016/5/9/chartex" xmlns:cx4="http://schemas.microsoft.com/office/drawing/2016/5/10/chartex" xmlns:cx5="http://schemas.microsoft.com/office/drawing/2016/5/11/chartex" xmlns:cx6="http://schemas.microsoft.com/office/drawing/2016/5/12/chartex" xmlns:cx7="http://schemas.microsoft.com/office/drawing/2016/5/13/chartex" xmlns:cx8="http://schemas.microsoft.com/office/drawing/2016/5/14/chartex" xmlns:mc="http://schemas.openxmlformats.org/markup-compatibility/2006" xmlns:aink="http://schemas.microsoft.com/office/drawing/2016/ink" xmlns:am3d="http://schemas.microsoft.com/office/drawing/2017/model3d" xmlns:o="urn:schemas-microsoft-com:office:office" xmlns:oel="http://schemas.microsoft.com/office/2019/extlst" xmlns:r="http://schemas.openxmlformats.org/officeDocument/2006/relationships" xmlns:m="http://schemas.openxmlformats.org/officeDocument/2006/math" xmlns:v="urn:schemas-microsoft-com:vml" xmlns:wp14="http://schemas.microsoft.com/office/word/2010/wordprocessingDrawing" xmlns:wp="http://schemas.openxmlformats.org/drawingml/2006/wordprocessingDrawing" xmlns:w10="urn:schemas-microsoft-com:office:word" xmlns:w="http://schemas.openxmlformats.org/wordprocessingml/2006/main" xmlns:w14="http://schemas.microsoft.com/office/word/2010/wordml" xmlns:w15="http://schemas.microsoft.com/office/word/2012/wordml" xmlns:w16cex="http://schemas.microsoft.com/office/word/2018/wordml/cex" xmlns:w16cid="http://schemas.microsoft.com/office/word/2016/wordml/cid" xmlns:w16="http://schemas.microsoft.com/office/word/2018/wordml" xmlns:w16du="http://schemas.microsoft.com/office/word/2023/wordml/word16du" xmlns:w16sdtdh="http://schemas.microsoft.com/office/word/2020/wordml/sdtdatahash" xmlns:w16sdtfl="http://schemas.microsoft.com/office/word/2024/wordml/sdtformatlock" xmlns:w16se="http://schemas.microsoft.com/office/word/2015/wordml/symex" xmlns:wpg="http://schemas.microsoft.com/office/word/2010/wordprocessingGroup" xmlns:wpi="http://schemas.microsoft.com/office/word/2010/wordprocessingInk" xmlns:wne="http://schemas.microsoft.com/office/word/2006/wordml" xmlns:wps="http://schemas.microsoft.com/office/word/2010/wordprocessingShape" mc:Ignorable="w14 w15 w16se w16cid w16 w16cex w16sdtdh w16sdtfl w16du wp14">
+<w:numbering xmlns:wpc="http://schemas.microsoft.com/office/word/2010/wordprocessingCanvas" xmlns:cx="http://schemas.microsoft.com/office/drawing/2014/chartex" xmlns:cx1="http://schemas.microsoft.com/office/drawing/2015/9/8/chartex" xmlns:cx2="http://schemas.microsoft.com/office/drawing/2015/10/21/chartex" xmlns:cx3="http://schemas.microsoft.com/office/drawing/2016/5/9/chartex" xmlns:cx4="http://schemas.microsoft.com/office/drawing/2016/5/10/chartex" xmlns:cx5="http://schemas.microsoft.com/office/drawing/2016/5/11/chartex" xmlns:cx6="http://schemas.microsoft.com/office/drawing/2016/5/12/chartex" xmlns:cx7="http://schemas.microsoft.com/office/drawing/2016/5/13/chartex" xmlns:cx8="http://schemas.microsoft.com/office/drawing/2016/5/14/chartex" xmlns:mc="http://schemas.openxmlformats.org/markup-compatibility/2006" xmlns:m="http://schemas.openxmlformats.org/officeDocument/2006/math" xmlns:aink="http://schemas.microsoft.com/office/drawing/2016/ink" xmlns:am3d="http://schemas.microsoft.com/office/drawing/2017/model3d" xmlns:oel="http://schemas.microsoft.com/office/2019/extlst" xmlns:r="http://schemas.openxmlformats.org/officeDocument/2006/relationships" xmlns:wp14="http://schemas.microsoft.com/office/word/2010/wordprocessingDrawing" xmlns:wp="http://schemas.openxmlformats.org/drawingml/2006/wordprocessingDrawing" xmlns:wpg="http://schemas.microsoft.com/office/word/2010/wordprocessingGroup" xmlns:wpi="http://schemas.microsoft.com/office/word/2010/wordprocessingInk" xmlns:wps="http://schemas.microsoft.com/office/word/2010/wordprocessingShape" xmlns:o="urn:schemas-microsoft-com:office:office" xmlns:v="urn:schemas-microsoft-com:vml" xmlns:w10="urn:schemas-microsoft-com:office:word" xmlns:w="http://schemas.openxmlformats.org/wordprocessingml/2006/main" xmlns:w14="http://schemas.microsoft.com/office/word/2010/wordml" xmlns:w15="http://schemas.microsoft.com/office/word/2012/wordml" xmlns:w16cex="http://schemas.microsoft.com/office/word/2018/wordml/cex" xmlns:w16cid="http://schemas.microsoft.com/office/word/2016/wordml/cid" xmlns:w16="http://schemas.microsoft.com/office/word/2018/wordml" xmlns:w16sdtdh="http://schemas.microsoft.com/office/word/2020/wordml/sdtdatahash" xmlns:w16sdtfl="http://schemas.microsoft.com/office/word/2024/wordml/sdtformatlock" xmlns:w16se="http://schemas.microsoft.com/office/word/2015/wordml/symex" xmlns:w16du="http://schemas.microsoft.com/office/word/2023/wordml/word16du" xmlns:wne="http://schemas.microsoft.com/office/word/2006/wordml" mc:Ignorable="w14 w15 w16se w16cid w16 w16cex w16sdtdh w16sdtfl w16du wp14">
   <w:abstractNum w:abstractNumId="0" w15:restartNumberingAfterBreak="0">
     <w:nsid w:val="01F7215A"/>
     <w:multiLevelType w:val="multilevel"/>
@@ -11442,7 +11462,7 @@
 </file>
 
 <file path=word/styles.xml><?xml version="1.0" encoding="utf-8"?>
-<w:styles xmlns:mc="http://schemas.openxmlformats.org/markup-compatibility/2006" xmlns:r="http://schemas.openxmlformats.org/officeDocument/2006/relationships" xmlns:w="http://schemas.openxmlformats.org/wordprocessingml/2006/main" xmlns:w14="http://schemas.microsoft.com/office/word/2010/wordml" xmlns:w15="http://schemas.microsoft.com/office/word/2012/wordml" xmlns:w16cex="http://schemas.microsoft.com/office/word/2018/wordml/cex" xmlns:w16cid="http://schemas.microsoft.com/office/word/2016/wordml/cid" xmlns:w16="http://schemas.microsoft.com/office/word/2018/wordml" xmlns:w16du="http://schemas.microsoft.com/office/word/2023/wordml/word16du" xmlns:w16sdtdh="http://schemas.microsoft.com/office/word/2020/wordml/sdtdatahash" xmlns:w16sdtfl="http://schemas.microsoft.com/office/word/2024/wordml/sdtformatlock" xmlns:w16se="http://schemas.microsoft.com/office/word/2015/wordml/symex" mc:Ignorable="w14 w15 w16se w16cid w16 w16cex w16sdtdh w16sdtfl w16du">
+<w:styles xmlns:mc="http://schemas.openxmlformats.org/markup-compatibility/2006" xmlns:r="http://schemas.openxmlformats.org/officeDocument/2006/relationships" xmlns:w="http://schemas.openxmlformats.org/wordprocessingml/2006/main" xmlns:w14="http://schemas.microsoft.com/office/word/2010/wordml" xmlns:w15="http://schemas.microsoft.com/office/word/2012/wordml" xmlns:w16cex="http://schemas.microsoft.com/office/word/2018/wordml/cex" xmlns:w16cid="http://schemas.microsoft.com/office/word/2016/wordml/cid" xmlns:w16="http://schemas.microsoft.com/office/word/2018/wordml" xmlns:w16sdtdh="http://schemas.microsoft.com/office/word/2020/wordml/sdtdatahash" xmlns:w16sdtfl="http://schemas.microsoft.com/office/word/2024/wordml/sdtformatlock" xmlns:w16se="http://schemas.microsoft.com/office/word/2015/wordml/symex" xmlns:w16du="http://schemas.microsoft.com/office/word/2023/wordml/word16du" mc:Ignorable="w14 w15 w16se w16cid w16 w16cex w16sdtdh w16sdtfl w16du">
   <w:docDefaults>
     <w:rPrDefault>
       <w:rPr>
@@ -14315,28 +14335,28 @@
 </file>
 
 <file path=customXml/item1.xml><?xml version="1.0" encoding="utf-8"?>
+<b:Sources xmlns:b="http://schemas.openxmlformats.org/officeDocument/2006/bibliography" xmlns="http://schemas.openxmlformats.org/officeDocument/2006/bibliography" SelectedStyle="/APASixthEditionOfficeOnline.xsl" StyleName="APA" Version="6"/>
+</file>
+
+<file path=customXml/item2.xml><?xml version="1.0" encoding="utf-8"?>
 <go:gDocsCustomXmlDataStorage xmlns:go="http://customooxmlschemas.google.com/" xmlns:r="http://schemas.openxmlformats.org/officeDocument/2006/relationships" uri="GoogleDocsCustomDataVersion2">
   <go:docsCustomData xmlns:go="http://customooxmlschemas.google.com/" roundtripDataSignature="AMtx7mjNM190Tgsv8Hr7tOEtkBC9xrTWYw==">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</go:docsCustomData>
 </go:gDocsCustomXmlDataStorage>
 </file>
 
-<file path=customXml/item2.xml><?xml version="1.0" encoding="utf-8"?>
-<b:Sources xmlns:b="http://schemas.openxmlformats.org/officeDocument/2006/bibliography" xmlns="http://schemas.openxmlformats.org/officeDocument/2006/bibliography" SelectedStyle="/APASixthEditionOfficeOnline.xsl" StyleName="APA" Version="6"/>
+<file path=customXml/itemProps1.xml><?xml version="1.0" encoding="utf-8"?>
+<ds:datastoreItem xmlns:ds="http://schemas.openxmlformats.org/officeDocument/2006/customXml" ds:itemID="{1BF72D80-5CC7-EB46-A118-175E8DAC0E96}">
+  <ds:schemaRefs>
+    <ds:schemaRef ds:uri="http://schemas.openxmlformats.org/officeDocument/2006/bibliography"/>
+  </ds:schemaRefs>
+</ds:datastoreItem>
 </file>
 
-<file path=customXml/itemProps1.xml><?xml version="1.0" encoding="utf-8"?>
+<file path=customXml/itemProps2.xml><?xml version="1.0" encoding="utf-8"?>
 <ds:datastoreItem xmlns:ds="http://schemas.openxmlformats.org/officeDocument/2006/customXml" ds:itemID="{11111111-1234-1234-1234-123412341234}">
   <ds:schemaRefs>
     <ds:schemaRef ds:uri="http://customooxmlschemas.google.com/"/>
     <ds:schemaRef ds:uri="http://schemas.openxmlformats.org/officeDocument/2006/relationships"/>
   </ds:schemaRefs>
 </ds:datastoreItem>
-</file>
-
-<file path=customXml/itemProps2.xml><?xml version="1.0" encoding="utf-8"?>
-<ds:datastoreItem xmlns:ds="http://schemas.openxmlformats.org/officeDocument/2006/customXml" ds:itemID="{1BF72D80-5CC7-EB46-A118-175E8DAC0E96}">
-  <ds:schemaRefs>
-    <ds:schemaRef ds:uri="http://schemas.openxmlformats.org/officeDocument/2006/bibliography"/>
-  </ds:schemaRefs>
-</ds:datastoreItem>
 </file>